--- a/example_articles/countries/Cuba/2.countries_Cuba_New_York_Times.docx
+++ b/example_articles/countries/Cuba/2.countries_Cuba_New_York_Times.docx
@@ -27,17 +27,17 @@
     </w:p>
     <w:p>
       <w:r>
-        <w:t>Source File: NYT/33.DOCX</w:t>
+        <w:t>Source file: NYT/33.DOCX</w:t>
       </w:r>
     </w:p>
     <w:p>
       <w:r>
-        <w:t>Raw locations result: ['Cuba']</w:t>
+        <w:t>Raw locations result, 'locations': ['Cuba']</w:t>
       </w:r>
     </w:p>
     <w:p>
       <w:r>
-        <w:t>countries_stand_flat (Standardized): Cuba</w:t>
+        <w:t>Standardized locations result, 'countries_stand_flat': Cuba</w:t>
       </w:r>
     </w:p>
     <w:p>

--- a/example_articles/countries/Cuba/2.countries_Cuba_New_York_Times.docx
+++ b/example_articles/countries/Cuba/2.countries_Cuba_New_York_Times.docx
@@ -7,7 +7,7 @@
         <w:pStyle w:val="Heading1"/>
       </w:pPr>
       <w:r>
-        <w:t>The Brooklyn-Born-Raised-and-Based Artist Who Dripped Her Way to Chanel Sneakers and Car Service</w:t>
+        <w:t>Don't Tell Dad, I'm Going to Cuba</w:t>
       </w:r>
     </w:p>
     <w:p>
@@ -17,17 +17,17 @@
     </w:p>
     <w:p>
       <w:r>
-        <w:t>Date: 2015-03-18</w:t>
+        <w:t>Date: 2012-10-21</w:t>
       </w:r>
     </w:p>
     <w:p>
       <w:r>
-        <w:t>Section: T-MAGAZINE</w:t>
+        <w:t>Section: Section SR; Column 0; Sunday Review Desk; Pg. 9; OPINION</w:t>
       </w:r>
     </w:p>
     <w:p>
       <w:r>
-        <w:t>Source file: NYT/33.DOCX</w:t>
+        <w:t>Source file: NYT/32.DOCX</w:t>
       </w:r>
     </w:p>
     <w:p>
@@ -49,21 +49,40 @@
     </w:p>
     <w:p>
       <w:r>
-        <w:t xml:space="preserve">The biggest change in Joyce Pensato's life since her recent ascent to painterly panacea? "Oh, I only take car services now," she giddily boasts. That's also discounting the Chanel high-tops she splurged for recently at Barneys, but hey, she only bought them because they were comfortable. "Well, I got two pairs," she confesses. In fact, that Uber is Pensato's greatest quotidian extravagance at the age of 70 - or somewhere in that ballpark, a lady never tells - is revealing of a painter who not only remained in the New York art scene's periphery until recently, but, like many women, took years to find the confidence to really be herself. </w:t>
+        <w:t>Lexington, Mass.</w:t>
         <w:br/>
-        <w:t>"I was really isolated, I wasn't connected to any scene, I felt so alone," she says. It could be easy to lump Pensato into the art world's growing trend of "discovering" artists in their golden years. But her big, brash, bold canvases of Batman, Bart Simpson and other pop-cultural totems, which have become instantly recognizable, actually are not simply the byproduct of some advanced-style fad. In fact, her current and fourth solo at New York's Petzel Gallery, open until March 28, features the caricature motifs she's been working in since as long as she can remember (as well a surrealist Pop-culture series of photographs she's just beginning to explore). Though Pensato has been drawing her whole lifetime, her tale is one of a personal journey of self-expression and finding her own unbeaten path - even if "I never got off the L train," she jokes.</w:t>
+        <w:t>I LIED to my father, told him we were on Cape Cod when, in fact, we were bouncing around the battered streets of Havana in our friend José's 1953 Chevrolet Deluxe, the one with the new Toyota engine but no working gauges on the dash. Nothing about Cuba is easy. Not the politics, not the crazy convertible peso and definitely not the getting there. But as a Cuban-American trying to connect with the last twigs of our family tree in Havana, the biggest obstacle I faced was my father's disapproval.</w:t>
         <w:br/>
-        <w:t>That's right: "Where all the kids are now, that's where I grew up," Pensato says with a chuckle. Call her the original Bushwick hipster, though back in her day, her family's home near the Dekalb Avenue stop was referred to as Ridgewood and not the branded Brooklyn of legend that's now internationally regarded as the hub of freewheeling and cool. "Like 'Saturday Night Fever,' the big thing was living in New York City," she reflects, alluding to that ever-present joke amongst the Brooklyn-raised generation who wanted nothing but to flee the then-working-class borough, only to find their grandchildren all returning. "I can't believe I'm stuck here, I'll never get out!," she exclaims in jest. But in reality, Pensato takes immense pride in being a true local yokel. In fact, her studio now, on the industrial strip of Metropolitan Avenue, is only a block away from her original digs she found in 1979. "The idea of moving, well, forget it," she admits. "Why bother? I have a good space." And she does. Her current studio, which occupies the entire second floor of a holiday novelty gifts workshop - those bears with balloons ever popular on Valentine's Day? Chances are they emerged from the tenants below her - is large and industrial enough, and free enough from precious pretension, for Pensato to get messy. And messy sums up Pensato, though not as a term of belittlement, or even an identity she felt comfortable in. It would be years before she felt true in the skin she's in.</w:t>
+        <w:t>My working-class parents originally supported the revolution -- my mother even sold bonds and collected medicine for the rebels. But after it triumphed, politics became the center of life, and the new society demanded daily doses of vigilantism, denunciations and repression of the self. My parents muzzled themselves, applied for permission to leave the country, waited years for it to come, and finally, in 1967, immigrated to the United States.</w:t>
         <w:br/>
-        <w:t>It was only around when her Sicilian-born father died in the mid-'80s that Pensato had the first of her awakenings. "That's when I was like, 'What I am I doing?'" Her parents were nothing but supportive of her artistic intentions, and a bit eccentric themselves - her father was a printmaker and her Italian-American mother "always made herself 10 years older so people would say how young she looked." After getting kicked out from the Studio School after six years - "I was the oldest student there!" and working at a paint-supply store, Pensato "found it was really hard. I thought, 'I really need to focus if this is what I'm doing,' so I thought I would take a couple years off and something would happen." What did happen came about with a little help from her best friend and studio mate, Christopher Wool. "Thank God, he had a career!" she casually teases, though not masking the heavy kernel of truth. "I was struggling to get a hold of myself. I always did the cartoon thing, that was my life," she says. When notable New York dealers and curators came through Wool's studio, he always made sure they took a spin through Pensato's as well. "In the early '90s, my first ship came in," she explains, so while on her walls were "these horrible abstract paintings that everyone else was doing," one dealer, the Parisian Anne de Villepoix, noticed her drawings of Mickey Mouse tucked away.</w:t>
+        <w:t>Now my 80-year-old father, like many older exiles, vehemently criticizes Cuban-Americans who return. Papi sees each dollar, bar of soap and laser printer we bring back to our families as power flowing into the Castro brothers' hands. When I told him I was considering a trip to Cuba, he fought hard to dissuade me, calling me daily from his home in New Hampshire. ''Don't you see you're keeping those bastards in power? Cuban-Americans threw $4 billion at that economy last year! You're legitimizing their repression! After all we did to get you out, now you want to go back?''</w:t>
         <w:br/>
-        <w:t>Off to Paris Pensato went, where she showed extensively with Villepoix, built a loyal collector base and "really cleaned up my paintings - I was wiping off the drips," she says. "They loved the idea that I was making fun of the Americans, but I wasn't." In her adopted city, Pensato, too, assumed a sleek sophistication that wasn't quite her - in both her personal and her painterly style - so when the events of September 11 happened, she thought, "You know what? I need to start over, and I want to be here," referring to her hometown. That's when "Chris's dad, Ira, who was like my godfather, he always said: 'You're the queen of falling apart," and I said, 'You know what? He's right. Why am I denying who I am? So if I'm gonna paint drips, I'm really gonna do drips.'"</w:t>
+        <w:t>I did. Since I'd left as a 6-year-old, I'd been back only once, in 1999. I wanted to know my cousins. And now that the Obama administration had loosened some travel restrictions, I wanted my husband and son to see where I was from.</w:t>
         <w:br/>
-        <w:t>And now, those drips have afforded her the couple pairs of Chanel. "I embrace that I am really messy," she says, also admitting to understanding her work is highly intuitive. "You know, if you have to explain it, it's not working," she says with authority. That attitude has also landed Pensato a slew of highly coveted accolades, including a place on the curatorial crème de la crème Lisson Gallery's roster, where last year's "Joyceland" exhibition was a recreation of her Brooklyn inner-hive and a mega-watt hit amongst London gallery-goers. Pensato received her first American retrospective, "I Killed Kenny," in 2013 at the Santa Monica Museum of Art. In recent years, she's received the Robert de Niro, Sr. Prize, The American Academy of Arts and Letters' Award of Merit Medal for Painting, and the Anonymous Was A Woman Award.</w:t>
+        <w:t>For months, Papi and I argued on the phone, over kitchen tables, side by side in cars. When the Cuban P-11 visa I'd applied for last April finally arrived in August, I cooked up a lie to spare him -- and myself -- some pain. If Papi asked for us, I told the 27 members of our family, say we're on Cape Cod, out of cellphone range.</w:t>
         <w:br/>
-        <w:t>Sure, Pensato is satisfied with the recent attention, but she revels more in the fun she's having from her newfound freedom. Exploring photography is one of these recent developments, including a campy "Absolutely Fabulous" re-creation with her assistant Elizabeth Ferry and Lenny Hoops, a traveling circus performer, and a George Clooney impersonator at L.A.'s Viceroy Hotel that serve as the advertisement for her current Petzel show. It's "the opposite of all that artsy fartsy crap," she says, and she still is milling over whether to turn into a book or publish the photos elsewhere. But the joy and freedom she experienced has prompted her to craft the next installment: a Billy Marks' saloon-inspired New York gangster-themed photo series, also heavily influenced by her favorite character "Big Ang" from VH1's "Mob Wives" reality TV show. Pensato's still figuring the particulars out, but she's unfazed by the unknown - in fact, she's empowered by it. "Leave your brains outta it!," she exclaims. "When the voices come, that's when you're in trouble."</w:t>
+        <w:t>We flew to Havana on one of the charters that brings hundreds of thousands of my cohort to the island every year. Immediately, my cousin Patricia and I fell into the kind of five-day-long conversation we'd spun on my last trip. My Jewish husband and son folded into her buzzing household like natives; in no time they were shirtless in the 95-degree heat, following the other men out to the front porch to sip café from tiny cups and listen to the chants of street vendors selling sunglasses, ''with bifocals or without!'' I stayed inside with Patricia's kids, facing the fan, building a model of the solar system with Diego and sewing a princess doll for Verónica. Embargo-busting love was in the air.</w:t>
         <w:br/>
-        <w:t xml:space="preserve"> "Joyce Pensato: Castaway" is on view through March 28 at Petzel Gallery, 456 W 18th St, New York, petzel.com.</w:t>
+        <w:t>On our last afternoon, we drove to my old barrio on the outskirts of Havana. Juanelo was never much to look at, but now the houses seemed to lean more than stand, and moldering stucco walls showed their bricks like bones. But the neighbors streamed out of their houses and the kissing began. They fed us stories about my grandparents, aunts and uncles, about my father playing baseball and my mother teaching children to read. The old women smelled of soap and wore clean cotton batas de casa. Holding my hand, Nena, 90 years old, told her daughter to run and get the pictures. The photos showed our family in New Hampshire over the years, photos my grandmother, aunt or mother had sent years ago.</w:t>
+        <w:br/>
+        <w:t>Nena reminded me of an old woman I met at a market on my last trip to Cuba. She was selling necklaces of beans and seeds, coconut shell bracelets, trinkets. We were chatting when she stopped suddenly. ''You're from over there! You didn't forget us! Take anything from my table. My gift. But don't forget us! You see, when the old women there die, and the old women here die, it all ends.''</w:t>
+        <w:br/>
+        <w:t>Of course, nothing will make up for the loss of that generation, but I am more optimistic about the future. As the older people on both sides of the Florida Straits die, so, too, will the bitter passions that helped fuel more than 60 years of stalemate between Cuba and the United States. Cuban-Americans my age are generally more politically flexible than our parents, and our peers in Cuba, despite the state's view of people like me as traitors who abandoned their country, seem curious and open to our return. And just last week, the Cuban government announced that it would change the law on exit visas, making it easier for Cubans to go back and forth between the island and America.</w:t>
+        <w:br/>
+        <w:t>Nonetheless, many of my father's generation will die still waiting for their country to truly change. As their heirs, we face a choice: to focus on score-settling for our parents or to reconnect with and rebuild the Cuba they cherished.</w:t>
+        <w:br/>
+        <w:t>I called my father when we landed in Miami, hoping the 1,300 miles between us might dull the reverb on the line when he heard where we'd really been. Instead, I heard a sigh. ''Mija,'' he said. ''Thank you. Really ... Who did you see?'' The wonder in his voice soothed me, washed me clean. Maybe it wasn't too late for my father, or for Cuba. I could share my treasures with him now, the stories, photos and messages from all my new cousins and the old women who would not forget us.</w:t>
+        <w:br/>
+        <w:br/>
+        <w:t>http://www.nytimes.com/2012/10/21/opinion/sunday/bridging-the-cuban-generation-gap.html</w:t>
+        <w:br/>
+        <w:br/>
+        <w:t>Graphic</w:t>
+        <w:br/>
+        <w:br/>
+        <w:t xml:space="preserve"> </w:t>
+        <w:br/>
+        <w:t>PHOTO: Downtown Havana. Many older Cuban exiles criticize those who return. (PHOTOGRAPH BY ALEJANDRO ERNESTO/EUROPEAN PRESSPHOTO AGENCY)</w:t>
       </w:r>
     </w:p>
     <w:sectPr>

--- a/example_articles/countries/Cuba/2.countries_Cuba_New_York_Times.docx
+++ b/example_articles/countries/Cuba/2.countries_Cuba_New_York_Times.docx
@@ -7,7 +7,7 @@
         <w:pStyle w:val="Heading1"/>
       </w:pPr>
       <w:r>
-        <w:t>Don't Tell Dad, I'm Going to Cuba</w:t>
+        <w:t>FIDEL CASTRO'S YEARS AS A SECRET COMMUNIST</w:t>
       </w:r>
     </w:p>
     <w:p>
@@ -17,17 +17,17 @@
     </w:p>
     <w:p>
       <w:r>
-        <w:t>Date: 2012-10-21</w:t>
+        <w:t>Date: 1986-10-19</w:t>
       </w:r>
     </w:p>
     <w:p>
       <w:r>
-        <w:t>Section: Section SR; Column 0; Sunday Review Desk; Pg. 9; OPINION</w:t>
+        <w:t>Section: Section 6; Page 47, Column 1; Magazine Desk</w:t>
       </w:r>
     </w:p>
     <w:p>
       <w:r>
-        <w:t>Source file: NYT/32.DOCX</w:t>
+        <w:t>Source file: NYT/55.DOCX</w:t>
       </w:r>
     </w:p>
     <w:p>
@@ -49,32 +49,87 @@
     </w:p>
     <w:p>
       <w:r>
-        <w:t>Lexington, Mass.</w:t>
+        <w:t>IT HAS LONG BEEN BELIEVED IN CERTAIN circles that the Castro revolution might have developed along more liberal, democratic and pro-American lines if only the United States had been more tolerant, understanding and supportive of the Cuban experiment. But a careful reconstruction of the sequence of events in the weeks and months after Fidel Castro took over in 1959 - almost all of which have been kept secret until now - makes it clear how, from the outset, Castro went about turning Cuba into a Marxist-Leninist state, with the collaboration of old-line Communists and the new Communist cadres he was creating within his rebel army.</w:t>
         <w:br/>
-        <w:t>I LIED to my father, told him we were on Cape Cod when, in fact, we were bouncing around the battered streets of Havana in our friend José's 1953 Chevrolet Deluxe, the one with the new Toyota engine but no working gauges on the dash. Nothing about Cuba is easy. Not the politics, not the crazy convertible peso and definitely not the getting there. But as a Cuban-American trying to connect with the last twigs of our family tree in Havana, the biggest obstacle I faced was my father's disapproval.</w:t>
+        <w:t>After Communism became firmly established in 1965, the year the Communist Party was formally proclaimed Cuba's ruling body, Castro took the public line that, indeed, he had always planned a Marxist-Leninist state on the island. He often bragged later about the successful deception he had carried out at the outset, portraying the revolution as simply ''humanist.'' This is a story, never before published, of that deception.</w:t>
         <w:br/>
-        <w:t>My working-class parents originally supported the revolution -- my mother even sold bonds and collected medicine for the rebels. But after it triumphed, politics became the center of life, and the new society demanded daily doses of vigilantism, denunciations and repression of the self. My parents muzzled themselves, applied for permission to leave the country, waited years for it to come, and finally, in 1967, immigrated to the United States.</w:t>
+        <w:t>It is based on more than a year and a half of interviews - at least nine months of them in Cuba in 1984 and 1985 - that include long sessions with Fidel Castro himself, and with some 17 of his close associates and comrades, those who were involved in the running of his hidden government and in such related activities as the creation of special schools where ''old'' Communists taught Marxism-Leninism to the ''new'' Communists. There were also numerous interviews with Cuban exiles in the United States. It is a story that still remains unknown to Cubans in general.</w:t>
         <w:br/>
-        <w:t>Now my 80-year-old father, like many older exiles, vehemently criticizes Cuban-Americans who return. Papi sees each dollar, bar of soap and laser printer we bring back to our families as power flowing into the Castro brothers' hands. When I told him I was considering a trip to Cuba, he fought hard to dissuade me, calling me daily from his home in New Hampshire. ''Don't you see you're keeping those bastards in power? Cuban-Americans threw $4 billion at that economy last year! You're legitimizing their repression! After all we did to get you out, now you want to go back?''</w:t>
+        <w:t>Chief among Castro's devices as he set out to destroy the old capitalist and feudal social order in Cuba was the operation of a ''parallel,'' hidden government for well over a year. Castro concealed this shadow government even from his own official Cabinet ministers, until his revolutionary controls were fully consolidated. This shadow government consisted of Castro and a half-dozen devoted companions, including his brother Raul and Ernesto (Che) Guevara. This secret group evolved and set in motion all the fundamental strategies and policies for the immediate future. The offical Cuban ''revolutionary government,'' of which Castro soon became Prime Minister as well, was really a powerless and irrelevant body constructed for the benefit of public opinion at home and abroad.</w:t>
         <w:br/>
-        <w:t>I did. Since I'd left as a 6-year-old, I'd been back only once, in 1999. I wanted to know my cousins. And now that the Obama administration had loosened some travel restrictions, I wanted my husband and son to see where I was from.</w:t>
+        <w:t>In equally secret fashion, Castro negotiated a pact with the ''old'' Communists, even though they had refused to support his revolution until his victory was virtually assured. And, in the autumn of 1959, Castro began talks with a Soviet emissary -a Tass correspondent - even though, officially, Moscow at this time was not encouraging a close relationship with Castro, perhaps because of an unwillingness to upset the ''spirit of Camp David'' resulting from the visit of the Soviet leader Nikita S. Khrushchev to President Eisenhower in September. Castro's private meeting with Aleksandr Alexeiev, who later became Ambassador to Cuba, resulted some months later in a visit by Deputy Premier Anastas Mikoyan and the first economic pact with the Russians.</w:t>
         <w:br/>
-        <w:t>For months, Papi and I argued on the phone, over kitchen tables, side by side in cars. When the Cuban P-11 visa I'd applied for last April finally arrived in August, I cooked up a lie to spare him -- and myself -- some pain. If Papi asked for us, I told the 27 members of our family, say we're on Cape Cod, out of cellphone range.</w:t>
+        <w:t>Recalling these days, Alfredo Guevara, an ''old'' Communist, one of Castro's closest university friends, and a member of the ''secret government,'' told me last year that ''we had to become specialists in the craziest things. . .meeting every night until dawn at Che's house. . .and nobody knew what we were doing.'' Antonio Nunez Jimenez, another intimate associate, remembers that the ''hidden government'' had secretly drafted, among other things, a sweeping land-reform law that ''bypassed the official Cabinet and its ministers.''</w:t>
         <w:br/>
-        <w:t>We flew to Havana on one of the charters that brings hundreds of thousands of my cohort to the island every year. Immediately, my cousin Patricia and I fell into the kind of five-day-long conversation we'd spun on my last trip. My Jewish husband and son folded into her buzzing household like natives; in no time they were shirtless in the 95-degree heat, following the other men out to the front porch to sip café from tiny cups and listen to the chants of street vendors selling sunglasses, ''with bifocals or without!'' I stayed inside with Patricia's kids, facing the fan, building a model of the solar system with Diego and sewing a princess doll for Verónica. Embargo-busting love was in the air.</w:t>
+        <w:t>Publicly, Castro rejected accusations at home and abroad that Communism was creeping into his ''humanist'' revolution. But he imprisoned on charges of treason those of his wartime companions who resigned their posts because of their opposition to the growth of Communist influence.</w:t>
         <w:br/>
-        <w:t>On our last afternoon, we drove to my old barrio on the outskirts of Havana. Juanelo was never much to look at, but now the houses seemed to lean more than stand, and moldering stucco walls showed their bricks like bones. But the neighbors streamed out of their houses and the kissing began. They fed us stories about my grandparents, aunts and uncles, about my father playing baseball and my mother teaching children to read. The old women smelled of soap and wore clean cotton batas de casa. Holding my hand, Nena, 90 years old, told her daughter to run and get the pictures. The photos showed our family in New Hampshire over the years, photos my grandmother, aunt or mother had sent years ago.</w:t>
+        <w:t>Believing that a smooth and widely acceptable transition was politically advisable, Castro let his hand-picked Provisional President, an anti-Batista liberal judge, Manuel Urrutia Lleo, select the first Prime Minister and the official Cabinet. Naturally, though, Castro kept a watchful eye on all of them. Castro reserved for himself the title of commander in chief, which he had held since the start of his guerrilla war in the Sierra Maestra in December 1956, knowing that his real power lay in the loyal rebel army.</w:t>
         <w:br/>
-        <w:t>Nena reminded me of an old woman I met at a market on my last trip to Cuba. She was selling necklaces of beans and seeds, coconut shell bracelets, trinkets. We were chatting when she stopped suddenly. ''You're from over there! You didn't forget us! Take anything from my table. My gift. But don't forget us! You see, when the old women there die, and the old women here die, it all ends.''</w:t>
+        <w:t>Urrutia named an exceptionally talented Cabinet, drawn mainly from the moderate wing of the 26th of July Movement, Castro's original revolutionary organization. Only three guerrilla companions were included as ministers. One was Faustino Perez, a veteran mountain fighter and an ideological moderate, who was named Minister for the Recovery of Stolen Property. The others were Augusto Martinez Sanchez as Defense Minister and, as Agriculture Minister, Humberto Sori-Marin, who had drafted the agrarian reform law that Castro signed in the Sierra Maestra in May 1958. From the founders of the 26th of July Movement in 1953, only Armando Hart Davalos was invited to the Cabinet; he was named Education Minister. The only ideological leftist was Osvaldo Dorticos Torrado, the Minister of Revolutionary Laws, who, in the late 1930's, had belonged to the university committee of the illegal Communist Party. He had joined the Castro movement in the late 1950's, and served for a time as chairman of the Cuban Bar Association. Jose Miro Cardona, another former chairman of the bar group, was appointed by Urrutia as the first Prime Minister.</w:t>
         <w:br/>
-        <w:t>Of course, nothing will make up for the loss of that generation, but I am more optimistic about the future. As the older people on both sides of the Florida Straits die, so, too, will the bitter passions that helped fuel more than 60 years of stalemate between Cuba and the United States. Cuban-Americans my age are generally more politically flexible than our parents, and our peers in Cuba, despite the state's view of people like me as traitors who abandoned their country, seem curious and open to our return. And just last week, the Cuban government announced that it would change the law on exit visas, making it easier for Cubans to go back and forth between the island and America.</w:t>
+        <w:t>Urrutia wrote subsequently that he had proposed to Castro ''the desirability of appointing a centralized Cabinet representing all the revolutionary sectors,'' but Castro opposed it, asserting that the Government should be as homogenous as possible. Castro wanted this homogenous group to resemble the overwhelmingly liberal and moderate rank-and-file membership of the 26th of July Movement, which enjoyed worldwide respect for its struggle against Batista and for its democratic promise. In line with his strategy, Castro deliberately kept out of the political limelight the increasingly Marxist-minded rebel army.</w:t>
         <w:br/>
-        <w:t>Nonetheless, many of my father's generation will die still waiting for their country to truly change. As their heirs, we face a choice: to focus on score-settling for our parents or to reconnect with and rebuild the Cuba they cherished.</w:t>
+        <w:t>But more to the point, Castro needed competence at once. The rebel army, peasant-based and overwhelmingly illiterate, could not provide administrators on any level, certainly not ministerial - though Faustino Perez, Martinez Sanchez and Sori-Marin were intellectuals with university degrees, and all were identified with the 26th of July Movement. While Castro explained later that the revolution had had to turn to the ''old'' Communists because the Sierra rebels lacked government management expertise, he could not admit it for at least two years without triggering perhaps fatal opposition from large segments of the Cuban population and from the United States. By the end of 1960, his police and political controls were strong enough to cope with domestic opposition. And his relations with the United States had deteriorated to such a point that he no longer had to take the American factor into account in formulating his policies. He could afford to ally himself openly with the ''old'' Communists of the Popular Socialist Party.</w:t>
         <w:br/>
-        <w:t>I called my father when we landed in Miami, hoping the 1,300 miles between us might dull the reverb on the line when he heard where we'd really been. Instead, I heard a sigh. ''Mija,'' he said. ''Thank you. Really ... Who did you see?'' The wonder in his voice soothed me, washed me clean. Maybe it wasn't too late for my father, or for Cuba. I could share my treasures with him now, the stories, photos and messages from all my new cousins and the old women who would not forget us.</w:t>
+        <w:t>While keeping the Communists out of the Cabinet in 1959 (Dorticos' past Communist ties were generally unknown), Castro also had to keep out the Student Revolutionary Directorate to maintain the ''homogenous'' character of the provisional government. Besides, the student group had challenged him by occupying the Presidential Palace in Havana and the university with urban guerrillas before the rebel army reached the capital.</w:t>
         <w:br/>
+        <w:t>To avoid premature opposition, Raul Castro and Che Guevara kept very low public profiles. Raul had the military command in Santiago, and Che was the chief of La Cabana fortress in Havana. But their power and influence enormously exceeded their job descriptions. They participated in all the secret revolutionary policy decisions, and, from their wartime commands, they were instrumental in placing Communist-oriented personnel in strategic middle-level positions throughout the country. With the impressive facade of the 26th of July Movement, and with a Cabinet studded with such internationally recognized economic specialists as Rufo Lopez-Fresquet as Finance Minister and Felipe Pazos as president of the National Bank providing the new regime with respectability, Fidel Castro and his collaborators used the time gained to construct the Marxist-Leninist edifice.</w:t>
         <w:br/>
-        <w:t>http://www.nytimes.com/2012/10/21/opinion/sunday/bridging-the-cuban-generation-gap.html</w:t>
+        <w:t>As usual, Che Guevara insisted on being publicly frank and outspoken when the rest of the central leadership labored behind the facade. In a Havana lecture on Jan. 27 on the ''Social Projections of the Rebel Army,'' Guevara went far beyond anything Castro was ready to say publicly, declaring that the agrarian reform law signed in the Sierra in 1958 was ''not complete'' without the seizure of large land holdings and that the ''peasant mass'' and the rebel army would impose a new law. At a time when Castro was pledging respect for foreign investments, Guevara informed his audience that ''we are an armed democracy,'' that public utilities (which were owned by American companies) must be nationalized, and that ''the entire Cuban nation must become a guerrilla army'' to defend itself from aggression ''by a power that is almost a continent.'' But little attention was being paid to him -public opinion in the early period tended to trust Castro's moderate public line, and only later did it become evident that Che's views accurately conveyed the revolutionary aims.</w:t>
+        <w:br/>
+        <w:t>C ASTRO'S SOCIALIST revolution, his hidden government and his clandestine dealings with the ''old'' Communists began within days of his arrival in Havana on Jan. 8. Having no ostensible Government responsibilities in the first six weeks of the new regime, since he was ''simply'' the commander in chief, Castro was able to engage in these enterprises without attracting attention. In any event, his whirlwind activities in and out of Havana were a perfect cover: speeches, news conferences, television appearances. On Feb. 9, he announced the revolutionary regime's decision to declare the Argentine-born Che Guevara a Cuban citizen as an act of gratitude and as the legal step required to allow him to hold office in Cuba.</w:t>
+        <w:br/>
+        <w:t>Meanwhile, his secret political operations were working on two simultaneous levels -with the ''old'' Communist leadership of the Popular Socialist Party and with the ''secret government.'' That the fundamental decision to seek Communist collaboration was made by Castro before the fall of Batista is corroborated by Fabio Grobart, the co-founder of the Cuban Communist Party, who is now in his 80's and is the party's historian and the oldest member of the Central Committee. The Polish-born Grobart recalls that the actual consultations began ''in the first days'' of the new regime. Castro insisted from the outset that the old Communist Party be folded into a new Communist Party under his leadership, requiring the actual delivery of the party to him.</w:t>
+        <w:br/>
+        <w:t>According to Grobart, Castro believed that the moderate regime under Urrutia was a transitory affair, unacceptable in the long run as an instrument of the revolution, and that a ''hidden government'' had to be created to move the nation rapidly along the revolutionary road while the unity concept with the Communists was being ironed out. Moreover, the consultations had to be conducted in secrecy because of ideological sensitivities of the Communist Party and of the 26th of July Movement, and their deep resentments and mistrust of each other. Neither Castro nor the top Communist leaders meeting with him could admit that, in effect, they were involved in liquidating their respective political organizations in their present form.</w:t>
+        <w:br/>
+        <w:t>As Grobart put it, ''a process, taking months and years, was necessary to prepare public opinion for the necessity of having a ruling Communist Party, and that Communism is not so grave, so dangerous, so bad . . . .'' But, in 1959, the orthodox Communist Party was not ready for Castro, either. On Jan. 11, the party's executive bureau issued a declaration urging the defense of the revolution and the maintenance of revolutionary unity, but only in August 1960 did the party formally recognize its longstanding ''errors'' in minimizing and misunderstanding Castro's movement from the time of its birth in 1953. Even after it was decided in 1961 to form a unified Communist Party under Castro, important ''old'' Communist leaders sought to sabotage the move; one of them was imprisoned for ''conspiracy.''</w:t>
+        <w:br/>
+        <w:t>Castro held most of the secret encounters in 1959 with the leaders of the old Communist Party at a hilltop house in the fishing village of Cojimar, some 10 miles east of Havana. Castro was always accompanied by Che Guevara, Camilo Cienfuegos, Ramiro Valdes, and often by his brother Raul, who commuted between Santiago and Havana. Cienfuegos, the Army Chief of Staff, appears to have been a ''closet Communist'' during the war. His brother Osmany, an architect who sat out the war in Mexico, belonged to the party. Valdes, one of Castro's first followers, had been Guevara's deputy at the end of the war, and now he was chief of the rebel army's investigations department. He was an admirer of Communism and the Soviet Union. Raul had been a party member since 1953, and Guevara was far to the left of all the Communist parties. Fidel was the only one in this group without open Communist commitments.</w:t>
+        <w:br/>
+        <w:t>The party's negotiators with the Fidelistas for the power-sharing deal were led by Blas Roca Calderio, its secretary general since 1934, and included Carlos Rafael Rodriguez and Anibal Escalante of the executive bureau. All of them were considerably older than the Fidelistas, and they were held in awe by the young rebels, except for Castro.</w:t>
+        <w:br/>
+        <w:t>Blas Roca was 77 years old and well recovered from a stroke when he agreed last year to reminisce with me about the past. He was the first ''old'' Communist party leader to meet with Castro after the revolution, keeping up personal exchanges in addition to the group discussions. ''We began to hold meetings as soon as Fidel, Che and Camilo arrived here,'' he recalled. He laughingly remembered Castro exclaiming, ''Now we are the Government and still we have to go on meeting illegally.''</w:t>
+        <w:br/>
+        <w:t>Blas Roca says that in those days, the party's rank and file was not being told that the top leadership had come to regard Castro as the principal revolutionary leader of Cuba: ''We were not informing the militants, only a small group in the leadership.'' Likewise, according to Blas Roca, the party leadership refrained from informing the rank and file that Castro was being regarded as a Socialist and a Marxist, because ''the success of the negotiations'' - between Castro and the old Communists - ''was linked to the need for preventing the Americans from having an excuse for intervention, as they had done in Guatemala in 1954, and we had to go on maintaining the secret that had prevailed until then and had contributed to the success.''</w:t>
+        <w:br/>
+        <w:t>However, top party leaders, he says, began educating party organizations to accept Castro's decisions on Government appointments, stressing that membership in the old Communist Party did not confer special rights in the revolutionary periods, contrary to the belief of many activists. Blas Roca says that at labor-union conferences, he made a point of telling the workers that ''a new leader of the Cuban working class was born, and this new leader is Fidel.''</w:t>
+        <w:br/>
+        <w:t>Grobart recalls that, in time, the meetings between the Fidelistas and the Communists became institutionalized. ''There was,'' he says, ''a coordination of activities and a collaboration. This was the beginning.'' Late in 1959 or early in 1960, Castro and the old Communists concluded that the time had come to move ahead with the organization of a unified Communist Party, but Grobart points out that the first step was setting up Integrated Revolutionary Organizations by bringing together the 26th of July Movement, the Popular Socialist Party and the Students Revolutionary Directorate. Each party temporarily maintained its identity and ''autonomy,'' he says, though Castro's overall leadership was recognized. In 1961, the three organizations were formally fused as a prelude to the establishment of the Castro-dominated official ruling Communist Party in 1965. But its real emergence took place in 1959, in the villa in Cojimar, the fishing village where Ernest Hemingway had found his old man and the sea.</w:t>
+        <w:br/>
+        <w:t>Among the first decisions taken together by Castro and the ''old'' Communists was the creation of special schools to teach Marxism-Leninism to the Fidelistas, particularly those with an obvious political future, in preparation for the ultimate transition to Communist rule on the island. They were called Schools for Revolutionary Instruction, and at first they disguised their Marxist teachings, purporting to be showing officials how to run revolutionary institutions.</w:t>
+        <w:br/>
+        <w:t>These ideological centers grew out of the ''troop instructors schools'' under Raul Castro's guerrilla command in 1958, and they were run by members of the Communists' Popular Socialist Party and by officers with membership in the party. The overall approach was consistent with Fidel Castro's principle that the rebel army must play the leading ideological role in the revolution, and the basic military text for it was the Civic Preparation Manual issued late in 1959. It was used in the rebel army's literacy program, and its language was generally Marxist, stressing ''anti-imperialist struggles.''</w:t>
+        <w:br/>
+        <w:t>On the civilian side, the first revolutionary instruction school was established late in 1959, in a house on Primera Avenida in the Playa suburb of Havana, and the full network of these schools was officially inaugurated in December 1960. The first director of the school was Lionel Soto, chief of Socialist Youth at Havana University in the 1950's and one of Castro's close friends at the time. The first teachers were Communist Party intellectuals such as Raul Valdes Vivo, and its top leaders such men as Carlos Rafael Rodriguez, Blas Roca and Lazaro Pena. Grobart says that ''the principal heads of the revolutionary instruction schools came in the beginning from the Popular Socialist Party, because they had the greatest experience in teaching and organizing such schools.'' With the public unveiling of the Integrated Revolutionary Organizations in 1960, the Marxist-Leninist schools became crucial in equipping the ''new'' Communists for the future tasks. Over the years, the party schools became centralized under the Nico Lopez Central School of the Cuban Communist Party, which is, in effect, a Marxist-Leninist university offering everything from three-month basic courses to a five-year doctorate in social sciences. All top Cuban officials must be Nico Lopez graduates, and the curriculum includes scientific Communism and atheism, party construction, ideological struggle, universal history, Cuban history, philosophy, political economy of socialism, and political economy of capitalism.</w:t>
+        <w:br/>
+        <w:t>By late 1961, more than 30,000 persons had gone through the indoctrination schools, but the elite was a class of 53 of the most promising young leaders who, starting in January 1962, were given exhaustive nine-hours-a-day courses in Marxism, economy and philosophy. In March, Castro came to the school to select from this class a task force of 20 young officials to supervise secretly the shift from Integrated Revolutionary Organizations to the United Party of Cuban Socialist Revolution, which had not yet been publicly announced, but constituted the transitional stage to the new Communist Party. By the end of 1960, there were still no Communists in the Cuban Council of Ministers, but Marxism-Leninism had made immense inroads in Cuba. This was certainly true of Castro's ''hidden government'' in 1959.</w:t>
+        <w:br/>
+        <w:t>This elite group carried the innocent-sounding name of the Office of Revolutionary Plans and Coordination, in case questions should be asked, but its existence was virtually unknown outside the most intimate circle around Fidel Castro. Operating as a secret task force carrying out fundamental policy assignments for Castro, it had Antonio Nunez Jimenez as its chairman, and Che Guevara, Alfredo Guevara, Vilma Espin, Oscar Pino Santos and Segundo Ceballos as members.</w:t>
+        <w:br/>
+        <w:t>Nunez Jimenez, who knew Castro slightly from their university days, had joined Che Guevara's column during the closing weeks of the final 1958 offensive, then as a rebel army captain became his deputy at La Cabana fortress in Havana. Ardently committed to Marxist-Leninist thought, Nunez Jimenez was brought into Castro's personal entourage by Che Guevara, immediately turning into a full-time companion and trusted planner. As a geographer, geologist and historian, he was - and is - very familiar with Cuba's problems; he was just the man Castro needed intellectually and ideologically for the transition.</w:t>
+        <w:br/>
+        <w:t>Alfredo Guevara was Castro's Communist friend from the university, his companion in 1948 when they participated in the bloody uprising in Bogota against the Colombian Government, having gone there to attend an ''anti-imperialist'' congress of Latin American students. Guevara then went to Mexico, and Castro summoned him to Havana the first week of January.</w:t>
+        <w:br/>
+        <w:t>Vilma Espin, a young woman from Santiago educated at the Massachusetts Institute of Technology, joined Raul Castro's ''second front'' - which was a separate command Fidel had (Continued on Page 121) ordered him to establish in the northeastern mountains in April 1958 -and then married him in January 1959. Raul's presence with the army in Santiago was still required, but he was nevertheless deeply involved with the ''hidden government,'' as he commuted between the two cities.</w:t>
+        <w:br/>
+        <w:t>Oscar Pino Santos, a Communist economist, and Segundo Ceballos, an elderly journalist, specialized in agrarian problems; they were advisers but never participated in policy decisions. Pedro Miret, one of the first Fidelistas, was Castro's aide-de-camp, and he was increasingly involved in the secret planning as the initial policy group evolved during 1959 into an all-powerful but still hidden government.</w:t>
+        <w:br/>
+        <w:t>The task force met at a house at the beach resort at Tarara, where Che Guevara was convalescing from illness and fatigue. The main assignment of the Tarara team was to draft, again in secret, a new agrarian reform law, much more drastic than the one Castro had signed in the Sierra Maestra the previous year. It was also charged with drawing up additional revolutionary laws, and told to become familiar with crucial areas in government operations in preparation for the ultimate takeover. Nunez Jimenez says that ''for two months, we held meetings during the night in Tarara.'' Castro, he says, kept track of the drafting of the agrarian reform law, the centerpiece of the revolutionary legislation, ''suggesting ideas and modifications.'' According to Nunez Jimenez, the drafting was kept secret until Castro presented it to Revolutionary Laws Minister Dorticos for a review, bypassing the rest of the Cabinet.</w:t>
+        <w:br/>
+        <w:t>Alfredo Guevara, describing the latitude and mandate enjoyed by the task force, says that ''we met every night until dawn at Che's house, then Fidel would come and change everything'' in the land-reform bill, ''but we also prepared a merchant marine law, and we had to become specialists in the craziest things; for example, we began to work in the National Bank.'' Felipe Pazos was the regime's new National Bank president - he and Raul Chibas had joined Castro in drafting the first manifesto from the Sierra Maestra in 1957 -but, as Alfredo Guevara recalls, ''Castro wanted us to start going to the bank, and we went there once a week . . . Fidel kept saying, 'We don't know what a bank is, and we must know what a bank is.' '' Subsequently, Che Guevara would replace Pazos as National Bank president.</w:t>
+        <w:br/>
+        <w:t>''Nobody knew what we were doing,'' Alfredo Guevara says. ''For example, the Minister of Agriculture did not know we were preparing the agrarian reform law, and nobody else knew it.'' (The minister at the time was Humberto Sori-Marin, who had drafted the Sierra law, and later was shot for conspiring against the Castro regime.) But ''we discovered in our discussions that nobody had any knowledge, that everybody favored agrarian reform, but nobody really had mastered what needed to be done in that field,'' added Alfredo Guevara. ''Merchant marine was another subject we had no knowledge about.''</w:t>
+        <w:br/>
+        <w:t>The activities of the ''hidden government'' changed and grew when Castro easily persuaded President Urrutia to obtain the resignation of Jose Miro Cardona as Prime Minister and to appoint Castro himself to this post on Feb. 13. The circumstances had not allowed Miro Cardona to be effective in the premiership, mainly because most ministers privately cleared their projects first with Castro. Urrutia wrote before his death in exile that Castro had visited him several times early in February to say he would accept the post as Prime Minister, ''but since he would be responsible for the policy of the Government, he would need sufficiently broad powers to enable him to act efficiently.''</w:t>
+        <w:br/>
+        <w:t>Carlos Rafael Rodriguez, writing years later about these events, put it more brusquely: ''The Government that emerged on Jan. 1 could not be considered a true revolutionary Government in the light of its composition or its procedures . . . Revolutionary power at that moment resided outside of the Government - in the rebel army headed by Fidel Castro. His designation as Prime Minister served to fuse together revolutionary power and the Government.''</w:t>
+        <w:br/>
+        <w:t>But Castro wanted to keep all the ministers in the Cabinet for a time, and rejected an offer by Urrutia to resign. He obtained from Urrutia and the Cabinet a change in the new Cuban Constitution, vesting in the Prime Minister the power to direct Government policy; that Constitution had been approved by the Cabinet only six days earlier, on Feb. 7.</w:t>
+        <w:br/>
+        <w:t>Urrutia's power was reduced to signing laws, even though, as he wrote, Castro ''conceded me veto power, but asked that I use it as seldom as possible.'' From there on, Castro began to preside over Cabinet meetings at the Presidential Palace, with Urrutia in mute attendance, and with the Tarara task force acting as the invisible coordinator of policy. Alfredo Guevara says that Castro put him in charge of summoning the Cabinet and helping him to run it. Shortly thereafter, Castro moved to Cojimar, where the task force set up its headquarters, with still greater secret power. By now, Che Guevara had recovered, and the meetings in Tarara were no longer necessary.</w:t>
+        <w:br/>
+        <w:t>The first stage in the conduct of the Cuban revolution had been completed with Castro's open assumption of total power, and he and his teams prepared for the next phases.</w:t>
         <w:br/>
         <w:br/>
         <w:t>Graphic</w:t>
@@ -82,7 +137,7 @@
         <w:br/>
         <w:t xml:space="preserve"> </w:t>
         <w:br/>
-        <w:t>PHOTO: Downtown Havana. Many older Cuban exiles criticize those who return. (PHOTOGRAPH BY ALEJANDRO ERNESTO/EUROPEAN PRESSPHOTO AGENCY)</w:t>
+        <w:t>Photo of Fidel Castro with aides in Cojimar, 1959 (Pictorial Parade); Photos of Che Guevara and Camilo Cienfuegos with Castro (AP)</w:t>
       </w:r>
     </w:p>
     <w:sectPr>

--- a/example_articles/countries/Cuba/2.countries_Cuba_New_York_Times.docx
+++ b/example_articles/countries/Cuba/2.countries_Cuba_New_York_Times.docx
@@ -7,7 +7,7 @@
         <w:pStyle w:val="Heading1"/>
       </w:pPr>
       <w:r>
-        <w:t>FIDEL CASTRO'S YEARS AS A SECRET COMMUNIST</w:t>
+        <w:t>A Future to Wince At - Correction Appended</w:t>
       </w:r>
     </w:p>
     <w:p>
@@ -17,17 +17,17 @@
     </w:p>
     <w:p>
       <w:r>
-        <w:t>Date: 1986-10-19</w:t>
+        <w:t>Date: 2008-02-24</w:t>
       </w:r>
     </w:p>
     <w:p>
       <w:r>
-        <w:t>Section: Section 6; Page 47, Column 1; Magazine Desk</w:t>
+        <w:t>Section: Section WK; Column 0; Week in Review Desk; Pg. 1; ADIoS</w:t>
       </w:r>
     </w:p>
     <w:p>
       <w:r>
-        <w:t>Source file: NYT/55.DOCX</w:t>
+        <w:t>Source file: NYT/49.DOCX</w:t>
       </w:r>
     </w:p>
     <w:p>
@@ -49,87 +49,82 @@
     </w:p>
     <w:p>
       <w:r>
-        <w:t>IT HAS LONG BEEN BELIEVED IN CERTAIN circles that the Castro revolution might have developed along more liberal, democratic and pro-American lines if only the United States had been more tolerant, understanding and supportive of the Cuban experiment. But a careful reconstruction of the sequence of events in the weeks and months after Fidel Castro took over in 1959 - almost all of which have been kept secret until now - makes it clear how, from the outset, Castro went about turning Cuba into a Marxist-Leninist state, with the collaboration of old-line Communists and the new Communist cadres he was creating within his rebel army.</w:t>
+        <w:t xml:space="preserve">A SIMPLE rule that correspondents follow is, ''The bigger the news, the smaller the story.'' In other words, to bring home the impact of a monumental event, tell how it touches ordinary people. In the last few days, on a trip to Cuba that was in every way supposed to be about the lives of ordinary people -- my own family -- the big news story found me. </w:t>
         <w:br/>
-        <w:t>After Communism became firmly established in 1965, the year the Communist Party was formally proclaimed Cuba's ruling body, Castro took the public line that, indeed, he had always planned a Marxist-Leninist state on the island. He often bragged later about the successful deception he had carried out at the outset, portraying the revolution as simply ''humanist.'' This is a story, never before published, of that deception.</w:t>
+        <w:t xml:space="preserve">  The visit started as a reunion in Cuba of two sides of our family whom international politics had kept divided for decades.</w:t>
         <w:br/>
-        <w:t>It is based on more than a year and a half of interviews - at least nine months of them in Cuba in 1984 and 1985 - that include long sessions with Fidel Castro himself, and with some 17 of his close associates and comrades, those who were involved in the running of his hidden government and in such related activities as the creation of special schools where ''old'' Communists taught Marxism-Leninism to the ''new'' Communists. There were also numerous interviews with Cuban exiles in the United States. It is a story that still remains unknown to Cubans in general.</w:t>
+        <w:t xml:space="preserve">  My wife, Miriam, left behind much of her family when her grandmother whisked her out of Cuba in 1962. She and I had visited over the years, but she always was afraid to bring our three children, fearing they might somehow be snatched from her. But now that they are adults, she wanted them to know the grandmother they had never kissed, and the tragic homeland they had only seen in photos. </w:t>
         <w:br/>
-        <w:t>Chief among Castro's devices as he set out to destroy the old capitalist and feudal social order in Cuba was the operation of a ''parallel,'' hidden government for well over a year. Castro concealed this shadow government even from his own official Cabinet ministers, until his revolutionary controls were fully consolidated. This shadow government consisted of Castro and a half-dozen devoted companions, including his brother Raul and Ernesto (Che) Guevara. This secret group evolved and set in motion all the fundamental strategies and policies for the immediate future. The offical Cuban ''revolutionary government,'' of which Castro soon became Prime Minister as well, was really a powerless and irrelevant body constructed for the benefit of public opinion at home and abroad.</w:t>
+        <w:t xml:space="preserve">  We arrived not at the fine new airport in Havana I've used many times as a correspondent, but at a smaller, more crowded one that Cuba uses for these family visits, as if to rebuke exiles for having left. </w:t>
         <w:br/>
-        <w:t>In equally secret fashion, Castro negotiated a pact with the ''old'' Communists, even though they had refused to support his revolution until his victory was virtually assured. And, in the autumn of 1959, Castro began talks with a Soviet emissary -a Tass correspondent - even though, officially, Moscow at this time was not encouraging a close relationship with Castro, perhaps because of an unwillingness to upset the ''spirit of Camp David'' resulting from the visit of the Soviet leader Nikita S. Khrushchev to President Eisenhower in September. Castro's private meeting with Aleksandr Alexeiev, who later became Ambassador to Cuba, resulted some months later in a visit by Deputy Premier Anastas Mikoyan and the first economic pact with the Russians.</w:t>
+        <w:t xml:space="preserve">  Our reunion was delayed, however, by the surprise announcement last Tuesday that Fidel Castro -- whose revolution had torn the family apart -- was too ill to return to power. Suddenly, I was at work. </w:t>
         <w:br/>
-        <w:t>Recalling these days, Alfredo Guevara, an ''old'' Communist, one of Castro's closest university friends, and a member of the ''secret government,'' told me last year that ''we had to become specialists in the craziest things. . .meeting every night until dawn at Che's house. . .and nobody knew what we were doing.'' Antonio Nunez Jimenez, another intimate associate, remembers that the ''hidden government'' had secretly drafted, among other things, a sweeping land-reform law that ''bypassed the official Cabinet and its ministers.''</w:t>
+        <w:t xml:space="preserve">  When the Cuban National Assembly meets today to pick a president and commander in chief, it won't be Fidel Castro. But nobody can be sure whether his vow to step aside offers a distant hope of mending the breach between Cuba and the United States, or is just a reminder of how difficult that would be. </w:t>
         <w:br/>
-        <w:t>Publicly, Castro rejected accusations at home and abroad that Communism was creeping into his ''humanist'' revolution. But he imprisoned on charges of treason those of his wartime companions who resigned their posts because of their opposition to the growth of Communist influence.</w:t>
+        <w:t xml:space="preserve">  Still, what most surprised us was how little Cubans clamored for drastic change. Dictator or hero, Mr. Castro's grip on power was ending, and no one seemed to care. Miriam was disappointed that the streets of Matanzas, Havana, San Agustin and Guanabacoa, the working class city across Havana Bay where she grew up, were tranquil, as if nothing at all had happened. </w:t>
         <w:br/>
-        <w:t>Believing that a smooth and widely acceptable transition was politically advisable, Castro let his hand-picked Provisional President, an anti-Batista liberal judge, Manuel Urrutia Lleo, select the first Prime Minister and the official Cabinet. Naturally, though, Castro kept a watchful eye on all of them. Castro reserved for himself the title of commander in chief, which he had held since the start of his guerrilla war in the Sierra Maestra in December 1956, knowing that his real power lay in the loyal rebel army.</w:t>
+        <w:t xml:space="preserve">  Of course we understood that things are not always as they seem, and that became clear when the maid in our 133-year-old hotel came to mop up the mess caused by a leaking pipe. Hearing the lilt of Miriam's Spanish put her at ease. After chatting for a few minutes, she poked her head into the hallway to check for supervisors and shut the door. Only then did she speak from the heart. </w:t>
         <w:br/>
-        <w:t>Urrutia named an exceptionally talented Cabinet, drawn mainly from the moderate wing of the 26th of July Movement, Castro's original revolutionary organization. Only three guerrilla companions were included as ministers. One was Faustino Perez, a veteran mountain fighter and an ideological moderate, who was named Minister for the Recovery of Stolen Property. The others were Augusto Martinez Sanchez as Defense Minister and, as Agriculture Minister, Humberto Sori-Marin, who had drafted the agrarian reform law that Castro signed in the Sierra Maestra in May 1958. From the founders of the 26th of July Movement in 1953, only Armando Hart Davalos was invited to the Cabinet; he was named Education Minister. The only ideological leftist was Osvaldo Dorticos Torrado, the Minister of Revolutionary Laws, who, in the late 1930's, had belonged to the university committee of the illegal Communist Party. He had joined the Castro movement in the late 1950's, and served for a time as chairman of the Cuban Bar Association. Jose Miro Cardona, another former chairman of the bar group, was appointed by Urrutia as the first Prime Minister.</w:t>
+        <w:t xml:space="preserve">  ''Nobody says it, but everybody knows that someone new could be worse than what we have now,'' she whispered. It was the kind of declaration I've learned to trust because it stems from neither fear nor a desire to curry favor. </w:t>
         <w:br/>
-        <w:t>Urrutia wrote subsequently that he had proposed to Castro ''the desirability of appointing a centralized Cabinet representing all the revolutionary sectors,'' but Castro opposed it, asserting that the Government should be as homogenous as possible. Castro wanted this homogenous group to resemble the overwhelmingly liberal and moderate rank-and-file membership of the 26th of July Movement, which enjoyed worldwide respect for its struggle against Batista and for its democratic promise. In line with his strategy, Castro deliberately kept out of the political limelight the increasingly Marxist-minded rebel army.</w:t>
+        <w:t xml:space="preserve">  Despite having plenty of motivation to demand change -- the frequent shortages, the decrepit housing, the cruelty of having one currency for tourists and another with far less buying power for Cubans -- she said she feared change more than she feared the status quo. Then she checked the hallway again.</w:t>
         <w:br/>
-        <w:t>But more to the point, Castro needed competence at once. The rebel army, peasant-based and overwhelmingly illiterate, could not provide administrators on any level, certainly not ministerial - though Faustino Perez, Martinez Sanchez and Sori-Marin were intellectuals with university degrees, and all were identified with the 26th of July Movement. While Castro explained later that the revolution had had to turn to the ''old'' Communists because the Sierra rebels lacked government management expertise, he could not admit it for at least two years without triggering perhaps fatal opposition from large segments of the Cuban population and from the United States. By the end of 1960, his police and political controls were strong enough to cope with domestic opposition. And his relations with the United States had deteriorated to such a point that he no longer had to take the American factor into account in formulating his policies. He could afford to ally himself openly with the ''old'' Communists of the Popular Socialist Party.</w:t>
+        <w:t xml:space="preserve">  Such skittishness might seem odd to Americans. After all, change seems to be on the lips of every candidate back home. </w:t>
         <w:br/>
-        <w:t>While keeping the Communists out of the Cabinet in 1959 (Dorticos' past Communist ties were generally unknown), Castro also had to keep out the Student Revolutionary Directorate to maintain the ''homogenous'' character of the provisional government. Besides, the student group had challenged him by occupying the Presidential Palace in Havana and the university with urban guerrillas before the rebel army reached the capital.</w:t>
+        <w:t xml:space="preserve">  But just as Americans are debating what change means, and how to accomplish it, Cubans see change in many different ways. After Fidel's announcement, the Communist Party newspapers and state-controlled television mockingly dismissed foreign news reports that change was suddenly in the air over Cuba. ''They talk about a coming epoch of change, as if the revolution hasn't been an epoch of change from the beginning,'' Lazaro Barredo Medina, editor in chief of the party daily Granma, said in one broadcast. </w:t>
         <w:br/>
-        <w:t>To avoid premature opposition, Raul Castro and Che Guevara kept very low public profiles. Raul had the military command in Santiago, and Che was the chief of La Cabana fortress in Havana. But their power and influence enormously exceeded their job descriptions. They participated in all the secret revolutionary policy decisions, and, from their wartime commands, they were instrumental in placing Communist-oriented personnel in strategic middle-level positions throughout the country. With the impressive facade of the 26th of July Movement, and with a Cabinet studded with such internationally recognized economic specialists as Rufo Lopez-Fresquet as Finance Minister and Felipe Pazos as president of the National Bank providing the new regime with respectability, Fidel Castro and his collaborators used the time gained to construct the Marxist-Leninist edifice.</w:t>
+        <w:t xml:space="preserve">  Truth is, things have changed since my first trip to Cuba in 1978. The heavy presence of the Soviet Union then is a faint shadow now, reflected in blue-eyed Cubans named Yuri. There seem to be more new cars on the roads, more fast food on the street, and more buildings undergoing repair. There even seem to be more buses and fewer people waiting for them since Fidel's younger brother and temporary replacement, Raul, publicly demanded that something be done about the pitiful mass transit system when I was here just a year ago. </w:t>
         <w:br/>
-        <w:t>As usual, Che Guevara insisted on being publicly frank and outspoken when the rest of the central leadership labored behind the facade. In a Havana lecture on Jan. 27 on the ''Social Projections of the Rebel Army,'' Guevara went far beyond anything Castro was ready to say publicly, declaring that the agrarian reform law signed in the Sierra in 1958 was ''not complete'' without the seizure of large land holdings and that the ''peasant mass'' and the rebel army would impose a new law. At a time when Castro was pledging respect for foreign investments, Guevara informed his audience that ''we are an armed democracy,'' that public utilities (which were owned by American companies) must be nationalized, and that ''the entire Cuban nation must become a guerrilla army'' to defend itself from aggression ''by a power that is almost a continent.'' But little attention was being paid to him -public opinion in the early period tended to trust Castro's moderate public line, and only later did it become evident that Che's views accurately conveyed the revolutionary aims.</w:t>
+        <w:t xml:space="preserve">  But much has not changed, or has gotten worse. More families live two or three generations in the same cramped apartments. Detention, interrogation and other troubles still descend on people who dissent in ways as small as wearing a plastic wrist band embossed with the word ''cambio,'' which means change. The press is still controlled,  and disloyalty to the Communist Party still raises the suspicion of neighbors that can lead to the loss of a job or a house.   Dissidents remain enemies of the state.</w:t>
         <w:br/>
-        <w:t>C ASTRO'S SOCIALIST revolution, his hidden government and his clandestine dealings with the ''old'' Communists began within days of his arrival in Havana on Jan. 8. Having no ostensible Government responsibilities in the first six weeks of the new regime, since he was ''simply'' the commander in chief, Castro was able to engage in these enterprises without attracting attention. In any event, his whirlwind activities in and out of Havana were a perfect cover: speeches, news conferences, television appearances. On Feb. 9, he announced the revolutionary regime's decision to declare the Argentine-born Che Guevara a Cuban citizen as an act of gratitude and as the legal step required to allow him to hold office in Cuba.</w:t>
+        <w:t xml:space="preserve">  Still, many people we met shared a fear expressed by Miguel, a 62-year-old retired army lieutenant colonel who lives in Altamar, just outside Havana. He drives a 1958 Dodge with bad brakes and a top speed of about 37, which is the number of years he has owned it. He said he worried about only one thing after Mr. Castro: what he called the Americanization of Cuba.</w:t>
         <w:br/>
-        <w:t>Meanwhile, his secret political operations were working on two simultaneous levels -with the ''old'' Communist leadership of the Popular Socialist Party and with the ''secret government.'' That the fundamental decision to seek Communist collaboration was made by Castro before the fall of Batista is corroborated by Fabio Grobart, the co-founder of the Cuban Communist Party, who is now in his 80's and is the party's historian and the oldest member of the Central Committee. The Polish-born Grobart recalls that the actual consultations began ''in the first days'' of the new regime. Castro insisted from the outset that the old Communist Party be folded into a new Communist Party under his leadership, requiring the actual delivery of the party to him.</w:t>
+        <w:t xml:space="preserve">  By that he meant a savage capitalism that might take away from Cubans the best houses, the best land, the best factories. In short, if a transition means that the little they have managed to acquire might be taken away, he'd rather not change. </w:t>
         <w:br/>
-        <w:t>According to Grobart, Castro believed that the moderate regime under Urrutia was a transitory affair, unacceptable in the long run as an instrument of the revolution, and that a ''hidden government'' had to be created to move the nation rapidly along the revolutionary road while the unity concept with the Communists was being ironed out. Moreover, the consultations had to be conducted in secrecy because of ideological sensitivities of the Communist Party and of the 26th of July Movement, and their deep resentments and mistrust of each other. Neither Castro nor the top Communist leaders meeting with him could admit that, in effect, they were involved in liquidating their respective political organizations in their present form.</w:t>
+        <w:t xml:space="preserve">  Cuba is not a country where change has ever come easily; when it has come, injustice and violence often were its companions. Cubans know that what the Cuban-American analyst Marifeli Perez-Stable of the Inter-American Dialogue calls Cuba's ''long century'' -- the turbulent period that began with the wars of independence from Spain in the mid-19th century and continues today -- has brought little peace. </w:t>
         <w:br/>
-        <w:t>As Grobart put it, ''a process, taking months and years, was necessary to prepare public opinion for the necessity of having a ruling Communist Party, and that Communism is not so grave, so dangerous, so bad . . . .'' But, in 1959, the orthodox Communist Party was not ready for Castro, either. On Jan. 11, the party's executive bureau issued a declaration urging the defense of the revolution and the maintenance of revolutionary unity, but only in August 1960 did the party formally recognize its longstanding ''errors'' in minimizing and misunderstanding Castro's movement from the time of its birth in 1953. Even after it was decided in 1961 to form a unified Communist Party under Castro, important ''old'' Communist leaders sought to sabotage the move; one of them was imprisoned for ''conspiracy.''</w:t>
+        <w:t xml:space="preserve">  The revolution itself has left many Cubans, including our relatives here, fed up with promises of change. They long ago tired of sacrificing for an ideal tomorrow; when we finally got together, three days after Fidel's announcement, Miriam's stepbrothers and sisters told me their main concerns are getting enough to eat, getting shoes for their children and getting to work on time each day.</w:t>
         <w:br/>
-        <w:t>Castro held most of the secret encounters in 1959 with the leaders of the old Communist Party at a hilltop house in the fishing village of Cojimar, some 10 miles east of Havana. Castro was always accompanied by Che Guevara, Camilo Cienfuegos, Ramiro Valdes, and often by his brother Raul, who commuted between Santiago and Havana. Cienfuegos, the Army Chief of Staff, appears to have been a ''closet Communist'' during the war. His brother Osmany, an architect who sat out the war in Mexico, belonged to the party. Valdes, one of Castro's first followers, had been Guevara's deputy at the end of the war, and now he was chief of the rebel army's investigations department. He was an admirer of Communism and the Soviet Union. Raul had been a party member since 1953, and Guevara was far to the left of all the Communist parties. Fidel was the only one in this group without open Communist commitments.</w:t>
+        <w:t xml:space="preserve">  Cuba's leaders also fear sudden change because it would undermine the official legend of a triumphant socialist revolution. As the 50th anniversary of Fidel Castro's Jan. 1, 1959, victory approaches, Cubans cannot escape the past. Film clips of Fidel fighting in the Sierra alongside Che Guevara are on TV every day. The 62-foot wooden pleasure boat ''Granma'' with which Castro and 81 insurgents launched their uprising in 1956 remains on display under glass in the center of Havana, a revolutionary Ark of the Covenant. </w:t>
         <w:br/>
-        <w:t>The party's negotiators with the Fidelistas for the power-sharing deal were led by Blas Roca Calderio, its secretary general since 1934, and included Carlos Rafael Rodriguez and Anibal Escalante of the executive bureau. All of them were considerably older than the Fidelistas, and they were held in awe by the young rebels, except for Castro.</w:t>
+        <w:t xml:space="preserve">  Of course, Fidel Castro has led the resistance to change, grasping power for so long that he has gone from fierce young rebel to doddering old man before the eyes of the world. Mostly bedridden for the last 19 months, he has stubbornly refused to step aside until now. But even a Maximum Leader cannot fend off time forever, or do anything to stop the impending loss of his friend and economic crutch, Hugo Chavez, the Venezuelan leftist whose electorate has insisted that he abide by the country's term limits. </w:t>
         <w:br/>
-        <w:t>Blas Roca was 77 years old and well recovered from a stroke when he agreed last year to reminisce with me about the past. He was the first ''old'' Communist party leader to meet with Castro after the revolution, keeping up personal exchanges in addition to the group discussions. ''We began to hold meetings as soon as Fidel, Che and Camilo arrived here,'' he recalled. He laughingly remembered Castro exclaiming, ''Now we are the Government and still we have to go on meeting illegally.''</w:t>
+        <w:t xml:space="preserve">  There is growing evidence that Mr. Castro's brother Raul has grown impatient with his role as place holder and has been agitating for a permanent transfer of power. Although Raul is considered the weaker of the two men, he has stood up to his older brother before. During Fidel's first trip to the United States in 1959, Raul met him in a Houston hotel and told him to stop touring like a rock star and get back to serious business in Havana. Fidel returned shortly and adopted a decidedly tougher stance toward the United States. </w:t>
         <w:br/>
-        <w:t>Blas Roca says that in those days, the party's rank and file was not being told that the top leadership had come to regard Castro as the principal revolutionary leader of Cuba: ''We were not informing the militants, only a small group in the leadership.'' Likewise, according to Blas Roca, the party leadership refrained from informing the rank and file that Castro was being regarded as a Socialist and a Marxist, because ''the success of the negotiations'' - between Castro and the old Communists - ''was linked to the need for preventing the Americans from having an excuse for intervention, as they had done in Guatemala in 1954, and we had to go on maintaining the secret that had prevailed until then and had contributed to the success.''</w:t>
+        <w:t xml:space="preserve">  As head of the armed forces since 1959, Raul Castro has kept the army one of the few functional institutions in Cuba. His reputation today as an efficient manager is as strong as his revolutionary reputation was as an efficient executioner. </w:t>
         <w:br/>
-        <w:t>However, top party leaders, he says, began educating party organizations to accept Castro's decisions on Government appointments, stressing that membership in the old Communist Party did not confer special rights in the revolutionary periods, contrary to the belief of many activists. Blas Roca says that at labor-union conferences, he made a point of telling the workers that ''a new leader of the Cuban working class was born, and this new leader is Fidel.''</w:t>
+        <w:t xml:space="preserve">  Whatever form a new Cuban regime takes -- Raul as president with younger, post-revolutionary officials arrayed as vice presidents or some surprise variation -- Fidel's presence will continue to be felt, even if, as he has promised, he becomes a simple ''soldier of ideas,'' dedicated to thinking and writing. </w:t>
         <w:br/>
-        <w:t>Grobart recalls that, in time, the meetings between the Fidelistas and the Communists became institutionalized. ''There was,'' he says, ''a coordination of activities and a collaboration. This was the beginning.'' Late in 1959 or early in 1960, Castro and the old Communists concluded that the time had come to move ahead with the organization of a unified Communist Party, but Grobart points out that the first step was setting up Integrated Revolutionary Organizations by bringing together the 26th of July Movement, the Popular Socialist Party and the Students Revolutionary Directorate. Each party temporarily maintained its identity and ''autonomy,'' he says, though Castro's overall leadership was recognized. In 1961, the three organizations were formally fused as a prelude to the establishment of the Castro-dominated official ruling Communist Party in 1965. But its real emergence took place in 1959, in the villa in Cojimar, the fishing village where Ernest Hemingway had found his old man and the sea.</w:t>
+        <w:t xml:space="preserve">  Sitting at an old Havana cafe, a friend put it to me this way: Fidel is like a huge Airbus that leaves so much turbulence in its wake that other aircraft cannot take off or land behind it until the air clears. Even in his absence from power, Fidel will shape the actions of whoever comes after him.  </w:t>
         <w:br/>
-        <w:t>Among the first decisions taken together by Castro and the ''old'' Communists was the creation of special schools to teach Marxism-Leninism to the Fidelistas, particularly those with an obvious political future, in preparation for the ultimate transition to Communist rule on the island. They were called Schools for Revolutionary Instruction, and at first they disguised their Marxist teachings, purporting to be showing officials how to run revolutionary institutions.</w:t>
+        <w:t xml:space="preserve">  When Luiz Inacio Lula da Silva, the Brazilian president, heard about Mr. Castro's effective resignation he said: ''Fidel is already a myth.'' Alejandro Rodriguez, a columnist for the newspaper    Juventud Rebelde (''Rebel Youth,'' another name from revolutionary mythology) wrote last week that ''Fidel is Cuba, because Juan, Pedro, Chico and Mariana are Fidel.'' </w:t>
         <w:br/>
-        <w:t>These ideological centers grew out of the ''troop instructors schools'' under Raul Castro's guerrilla command in 1958, and they were run by members of the Communists' Popular Socialist Party and by officers with membership in the party. The overall approach was consistent with Fidel Castro's principle that the rebel army must play the leading ideological role in the revolution, and the basic military text for it was the Civic Preparation Manual issued late in 1959. It was used in the rebel army's literacy program, and its language was generally Marxist, stressing ''anti-imperialist struggles.''</w:t>
+        <w:t xml:space="preserve">  No one would have expected our children, Aahren, Andres and Laura Felice, to feel like part of Cuba or Fidel as they gingerly set foot in their mother's homeland for the first time. They delighted in the beauty of the seacoast and the countryside, but grew upset as beggars and pimps tailed them in old Havana. The three peppered Miriam with questions, asking without fully realizing what they were saying, ''What was it like when you were Cuban?'' After bringing flowers to the tomb of the grandfather they never knew, squeezing into the sliver of a house where Miriam once lived, and peeking into the worn-out school that she had once attended, they simply fell silent. </w:t>
         <w:br/>
-        <w:t>On the civilian side, the first revolutionary instruction school was established late in 1959, in a house on Primera Avenida in the Playa suburb of Havana, and the full network of these schools was officially inaugurated in December 1960. The first director of the school was Lionel Soto, chief of Socialist Youth at Havana University in the 1950's and one of Castro's close friends at the time. The first teachers were Communist Party intellectuals such as Raul Valdes Vivo, and its top leaders such men as Carlos Rafael Rodriguez, Blas Roca and Lazaro Pena. Grobart says that ''the principal heads of the revolutionary instruction schools came in the beginning from the Popular Socialist Party, because they had the greatest experience in teaching and organizing such schools.'' With the public unveiling of the Integrated Revolutionary Organizations in 1960, the Marxist-Leninist schools became crucial in equipping the ''new'' Communists for the future tasks. Over the years, the party schools became centralized under the Nico Lopez Central School of the Cuban Communist Party, which is, in effect, a Marxist-Leninist university offering everything from three-month basic courses to a five-year doctorate in social sciences. All top Cuban officials must be Nico Lopez graduates, and the curriculum includes scientific Communism and atheism, party construction, ideological struggle, universal history, Cuban history, philosophy, political economy of socialism, and political economy of capitalism.</w:t>
+        <w:t xml:space="preserve">  When they finally got to meet their Cuban family, an expected initial awkwardness soon gave way to discoveries of points of concurrence: the boredom of school, the frustration of seeking a first job, planning for the future.</w:t>
         <w:br/>
-        <w:t>By late 1961, more than 30,000 persons had gone through the indoctrination schools, but the elite was a class of 53 of the most promising young leaders who, starting in January 1962, were given exhaustive nine-hours-a-day courses in Marxism, economy and philosophy. In March, Castro came to the school to select from this class a task force of 20 young officials to supervise secretly the shift from Integrated Revolutionary Organizations to the United Party of Cuban Socialist Revolution, which had not yet been publicly announced, but constituted the transitional stage to the new Communist Party. By the end of 1960, there were still no Communists in the Cuban Council of Ministers, but Marxism-Leninism had made immense inroads in Cuba. This was certainly true of Castro's ''hidden government'' in 1959.</w:t>
+        <w:t xml:space="preserve">  But that is where the reality of our two worlds imposed itself. Aahren, our oldest son, had just become a lawyer; his cousin Aidan and a friend had just figured out a way to grind up pork into ham that they smoke for 12 hours in a makeshift hothouse in the yard. Aahren is planning a full life ahead; Aidan dreams of taking to the sea.</w:t>
         <w:br/>
-        <w:t>This elite group carried the innocent-sounding name of the Office of Revolutionary Plans and Coordination, in case questions should be asked, but its existence was virtually unknown outside the most intimate circle around Fidel Castro. Operating as a secret task force carrying out fundamental policy assignments for Castro, it had Antonio Nunez Jimenez as its chairman, and Che Guevara, Alfredo Guevara, Vilma Espin, Oscar Pino Santos and Segundo Ceballos as members.</w:t>
+        <w:t xml:space="preserve">  ''Cubans today are not like the Cubans of the 1950s,'' Aidan said. He thinks that 50 years of worrying about getting enough to eat has beaten the heart out of them. Inside their refrigerator were the eight eggs per month they are rationed, and little else.</w:t>
         <w:br/>
-        <w:t>Nunez Jimenez, who knew Castro slightly from their university days, had joined Che Guevara's column during the closing weeks of the final 1958 offensive, then as a rebel army captain became his deputy at La Cabana fortress in Havana. Ardently committed to Marxist-Leninist thought, Nunez Jimenez was brought into Castro's personal entourage by Che Guevara, immediately turning into a full-time companion and trusted planner. As a geographer, geologist and historian, he was - and is - very familiar with Cuba's problems; he was just the man Castro needed intellectually and ideologically for the transition.</w:t>
+        <w:t xml:space="preserve">  Given time it might be possible to bridge the gap between their dreams. But for that to happen, there will have to be change. </w:t>
         <w:br/>
-        <w:t>Alfredo Guevara was Castro's Communist friend from the university, his companion in 1948 when they participated in the bloody uprising in Bogota against the Colombian Government, having gone there to attend an ''anti-imperialist'' congress of Latin American students. Guevara then went to Mexico, and Castro summoned him to Havana the first week of January.</w:t>
+        <w:t xml:space="preserve">  Their 81-year-old Cuban grandmother is ill now, and if she does not survive, our children will not be able to go back to Cuba unless American laws change; they do not now permit visits to see uncles and cousins.</w:t>
         <w:br/>
-        <w:t>Vilma Espin, a young woman from Santiago educated at the Massachusetts Institute of Technology, joined Raul Castro's ''second front'' - which was a separate command Fidel had (Continued on Page 121) ordered him to establish in the northeastern mountains in April 1958 -and then married him in January 1959. Raul's presence with the army in Santiago was still required, but he was nevertheless deeply involved with the ''hidden government,'' as he commuted between the two cities.</w:t>
+        <w:t xml:space="preserve">  Miriam, close to tears, told me she would never go back because too much has already changed. </w:t>
         <w:br/>
-        <w:t>Oscar Pino Santos, a Communist economist, and Segundo Ceballos, an elderly journalist, specialized in agrarian problems; they were advisers but never participated in policy decisions. Pedro Miret, one of the first Fidelistas, was Castro's aide-de-camp, and he was increasingly involved in the secret planning as the initial policy group evolved during 1959 into an all-powerful but still hidden government.</w:t>
+        <w:t xml:space="preserve">  Of course, there will shortly be new presidents in both Cuba and the United States. If that changes things, that would be big news, and I will be back. </w:t>
         <w:br/>
-        <w:t>The task force met at a house at the beach resort at Tarara, where Che Guevara was convalescing from illness and fatigue. The main assignment of the Tarara team was to draft, again in secret, a new agrarian reform law, much more drastic than the one Castro had signed in the Sierra Maestra the previous year. It was also charged with drawing up additional revolutionary laws, and told to become familiar with crucial areas in government operations in preparation for the ultimate takeover. Nunez Jimenez says that ''for two months, we held meetings during the night in Tarara.'' Castro, he says, kept track of the drafting of the agrarian reform law, the centerpiece of the revolutionary legislation, ''suggesting ideas and modifications.'' According to Nunez Jimenez, the drafting was kept secret until Castro presented it to Revolutionary Laws Minister Dorticos for a review, bypassing the rest of the Cabinet.</w:t>
         <w:br/>
-        <w:t>Alfredo Guevara, describing the latitude and mandate enjoyed by the task force, says that ''we met every night until dawn at Che's house, then Fidel would come and change everything'' in the land-reform bill, ''but we also prepared a merchant marine law, and we had to become specialists in the craziest things; for example, we began to work in the National Bank.'' Felipe Pazos was the regime's new National Bank president - he and Raul Chibas had joined Castro in drafting the first manifesto from the Sierra Maestra in 1957 -but, as Alfredo Guevara recalls, ''Castro wanted us to start going to the bank, and we went there once a week . . . Fidel kept saying, 'We don't know what a bank is, and we must know what a bank is.' '' Subsequently, Che Guevara would replace Pazos as National Bank president.</w:t>
+        <w:t>http://www.nytimes.com</w:t>
         <w:br/>
-        <w:t>''Nobody knew what we were doing,'' Alfredo Guevara says. ''For example, the Minister of Agriculture did not know we were preparing the agrarian reform law, and nobody else knew it.'' (The minister at the time was Humberto Sori-Marin, who had drafted the Sierra law, and later was shot for conspiring against the Castro regime.) But ''we discovered in our discussions that nobody had any knowledge, that everybody favored agrarian reform, but nobody really had mastered what needed to be done in that field,'' added Alfredo Guevara. ''Merchant marine was another subject we had no knowledge about.''</w:t>
+        <w:t>Correction</w:t>
         <w:br/>
-        <w:t>The activities of the ''hidden government'' changed and grew when Castro easily persuaded President Urrutia to obtain the resignation of Jose Miro Cardona as Prime Minister and to appoint Castro himself to this post on Feb. 13. The circumstances had not allowed Miro Cardona to be effective in the premiership, mainly because most ministers privately cleared their projects first with Castro. Urrutia wrote before his death in exile that Castro had visited him several times early in February to say he would accept the post as Prime Minister, ''but since he would be responsible for the policy of the Government, he would need sufficiently broad powers to enable him to act efficiently.''</w:t>
         <w:br/>
-        <w:t>Carlos Rafael Rodriguez, writing years later about these events, put it more brusquely: ''The Government that emerged on Jan. 1 could not be considered a true revolutionary Government in the light of its composition or its procedures . . . Revolutionary power at that moment resided outside of the Government - in the rebel army headed by Fidel Castro. His designation as Prime Minister served to fuse together revolutionary power and the Government.''</w:t>
         <w:br/>
-        <w:t>But Castro wanted to keep all the ministers in the Cabinet for a time, and rejected an offer by Urrutia to resign. He obtained from Urrutia and the Cabinet a change in the new Cuban Constitution, vesting in the Prime Minister the power to direct Government policy; that Constitution had been approved by the Cabinet only six days earlier, on Feb. 7.</w:t>
+        <w:t>An article last Sunday about Cubans' reactions to the departure of Fidel Castro as president misspelled the hometown of a retired Army officer named Miguel whose opinion was cited. The town is Alamar, not Altamar.</w:t>
         <w:br/>
-        <w:t>Urrutia's power was reduced to signing laws, even though, as he wrote, Castro ''conceded me veto power, but asked that I use it as seldom as possible.'' From there on, Castro began to preside over Cabinet meetings at the Presidential Palace, with Urrutia in mute attendance, and with the Tarara task force acting as the invisible coordinator of policy. Alfredo Guevara says that Castro put him in charge of summoning the Cabinet and helping him to run it. Shortly thereafter, Castro moved to Cojimar, where the task force set up its headquarters, with still greater secret power. By now, Che Guevara had recovered, and the meetings in Tarara were no longer necessary.</w:t>
-        <w:br/>
-        <w:t>The first stage in the conduct of the Cuban revolution had been completed with Castro's open assumption of total power, and he and his teams prepared for the next phases.</w:t>
+        <w:t>Correction-Date: March 2, 2008</w:t>
         <w:br/>
         <w:br/>
         <w:t>Graphic</w:t>
@@ -137,7 +132,9 @@
         <w:br/>
         <w:t xml:space="preserve"> </w:t>
         <w:br/>
-        <w:t>Photo of Fidel Castro with aides in Cojimar, 1959 (Pictorial Parade); Photos of Che Guevara and Camilo Cienfuegos with Castro (AP)</w:t>
+        <w:t>PHOTOS: NEVER FAR AWAY: A schoolgirl in Havana last Wednesday, the day after Fidel Castro announced he would be stepping down as president. (PHOTOGRAPH BY REUTERS) (pg.WK1)</w:t>
+        <w:br/>
+        <w:t xml:space="preserve"> A NATION'S PHOTO ALBUM: The prospect of life without Fidel Castro is unsettling to many Cubans, who are wary of drastic change.  (PHOTOGRAPH BY ENRIQUE DE LA OSA/REUTERS) (pg.WK8)</w:t>
       </w:r>
     </w:p>
     <w:sectPr>
